--- a/data/templates/Proposed_Stay_Order.docx
+++ b/data/templates/Proposed_Stay_Order.docx
@@ -469,12 +469,12 @@
         <w:tab/>
         <w:tab/>
         <w:tab/>
-        <w:t>#{{attorney_bar}}</w:t>
+        <w:t>{{attorney_bar}}</w:t>
         <w:tab/>
         <w:tab/>
         <w:t>{{respondent_attorney_name}}</w:t>
         <w:tab/>
-        <w:t>#{{respondent_attorney_bar}}</w:t>
+        <w:t>{{respondent_attorney_bar}}</w:t>
       </w:r>
     </w:p>
     <w:p>
